--- a/Sprint20260921-20261002/HERO-67793_20260928_090032.docx
+++ b/Sprint20260921-20261002/HERO-67793_20260928_090032.docx
@@ -2812,228 +2812,6 @@
           <w:u w:val="none"/>
         </w:rPr>
         <w:t>: Local Test Environment, HQ Test Environment, ER Test Environment</w:t>
-      </w:r>
-    </w:p>
-    <w:p>
-      <w:pPr>
-        <w:spacing w:before="200" w:after="120"/>
-      </w:pPr>
-      <w:r>
-        <w:rPr>
-          <w:rFonts w:ascii="Arial" w:hAnsi="Arial" w:eastAsia="Arial" w:cs="Arial"/>
-          <w:b/>
-          <w:color w:val="000000"/>
-          <w:sz w:val="26"/>
-          <w:u w:val="single"/>
-        </w:rPr>
-        <w:t>Appendix</w:t>
-      </w:r>
-    </w:p>
-    <w:p>
-      <w:pPr>
-        <w:spacing w:before="160" w:after="80"/>
-      </w:pPr>
-      <w:r>
-        <w:rPr>
-          <w:rFonts w:ascii="Arial" w:hAnsi="Arial" w:eastAsia="Arial" w:cs="Arial"/>
-          <w:b/>
-          <w:color w:val="001EFF"/>
-          <w:sz w:val="24"/>
-          <w:u w:val="none"/>
-        </w:rPr>
-        <w:t>Acceptance Criteria (from JIRA)</w:t>
-      </w:r>
-    </w:p>
-    <w:p>
-      <w:pPr>
-        <w:spacing w:before="0" w:after="40"/>
-        <w:ind w:left="360" w:hanging="240"/>
-      </w:pPr>
-      <w:r>
-        <w:rPr>
-          <w:rFonts w:ascii="Arial" w:hAnsi="Arial" w:eastAsia="Arial" w:cs="Arial"/>
-          <w:b w:val="0"/>
-          <w:color w:val="000000"/>
-          <w:sz w:val="20"/>
-          <w:u w:val="none"/>
-        </w:rPr>
-        <w:t>• New custom report created based on POS017 - Detail Check Listing Report.</w:t>
-      </w:r>
-    </w:p>
-    <w:p>
-      <w:pPr>
-        <w:spacing w:before="0" w:after="40"/>
-        <w:ind w:left="360" w:hanging="240"/>
-      </w:pPr>
-      <w:r>
-        <w:rPr>
-          <w:rFonts w:ascii="Arial" w:hAnsi="Arial" w:eastAsia="Arial" w:cs="Arial"/>
-          <w:b w:val="0"/>
-          <w:color w:val="000000"/>
-          <w:sz w:val="20"/>
-          <w:u w:val="none"/>
-        </w:rPr>
-        <w:t>• Existing POS017 structure, columns, and reporting logic remain unchanged.</w:t>
-      </w:r>
-    </w:p>
-    <w:p>
-      <w:pPr>
-        <w:spacing w:before="0" w:after="40"/>
-        <w:ind w:left="360" w:hanging="240"/>
-      </w:pPr>
-      <w:r>
-        <w:rPr>
-          <w:rFonts w:ascii="Arial" w:hAnsi="Arial" w:eastAsia="Arial" w:cs="Arial"/>
-          <w:b w:val="0"/>
-          <w:color w:val="000000"/>
-          <w:sz w:val="20"/>
-          <w:u w:val="none"/>
-        </w:rPr>
-        <w:t>• APC columns are generated dynamically based on the Item Departments available in the report data.</w:t>
-      </w:r>
-    </w:p>
-    <w:p>
-      <w:pPr>
-        <w:spacing w:before="0" w:after="40"/>
-        <w:ind w:left="360" w:hanging="240"/>
-      </w:pPr>
-      <w:r>
-        <w:rPr>
-          <w:rFonts w:ascii="Arial" w:hAnsi="Arial" w:eastAsia="Arial" w:cs="Arial"/>
-          <w:b w:val="0"/>
-          <w:color w:val="000000"/>
-          <w:sz w:val="20"/>
-          <w:u w:val="none"/>
-        </w:rPr>
-        <w:t>• Each Item Department has a corresponding APC column.</w:t>
-      </w:r>
-    </w:p>
-    <w:p>
-      <w:pPr>
-        <w:spacing w:before="0" w:after="40"/>
-        <w:ind w:left="360" w:hanging="240"/>
-      </w:pPr>
-      <w:r>
-        <w:rPr>
-          <w:rFonts w:ascii="Arial" w:hAnsi="Arial" w:eastAsia="Arial" w:cs="Arial"/>
-          <w:b w:val="0"/>
-          <w:color w:val="000000"/>
-          <w:sz w:val="20"/>
-          <w:u w:val="none"/>
-        </w:rPr>
-        <w:t>• APC is calculated as: Department Sales ÷ Cover Count.</w:t>
-      </w:r>
-    </w:p>
-    <w:p>
-      <w:pPr>
-        <w:spacing w:before="0" w:after="40"/>
-        <w:ind w:left="360" w:hanging="240"/>
-      </w:pPr>
-      <w:r>
-        <w:rPr>
-          <w:rFonts w:ascii="Arial" w:hAnsi="Arial" w:eastAsia="Arial" w:cs="Arial"/>
-          <w:b w:val="0"/>
-          <w:color w:val="000000"/>
-          <w:sz w:val="20"/>
-          <w:u w:val="none"/>
-        </w:rPr>
-        <w:t>• Departments with no sales in the report are not displayed as APC columns.</w:t>
-      </w:r>
-    </w:p>
-    <w:p>
-      <w:pPr>
-        <w:spacing w:before="0" w:after="40"/>
-        <w:ind w:left="360" w:hanging="240"/>
-      </w:pPr>
-      <w:r>
-        <w:rPr>
-          <w:rFonts w:ascii="Arial" w:hAnsi="Arial" w:eastAsia="Arial" w:cs="Arial"/>
-          <w:b w:val="0"/>
-          <w:color w:val="000000"/>
-          <w:sz w:val="20"/>
-          <w:u w:val="none"/>
-        </w:rPr>
-        <w:t>• APC totals are displayed in the report.</w:t>
-      </w:r>
-    </w:p>
-    <w:p>
-      <w:pPr>
-        <w:spacing w:before="0" w:after="40"/>
-        <w:ind w:left="360" w:hanging="240"/>
-      </w:pPr>
-      <w:r>
-        <w:rPr>
-          <w:rFonts w:ascii="Arial" w:hAnsi="Arial" w:eastAsia="Arial" w:cs="Arial"/>
-          <w:b w:val="0"/>
-          <w:color w:val="000000"/>
-          <w:sz w:val="20"/>
-          <w:u w:val="none"/>
-        </w:rPr>
-        <w:t>• APC total is the sum of individual APC values.</w:t>
-      </w:r>
-    </w:p>
-    <w:p>
-      <w:pPr>
-        <w:spacing w:before="0" w:after="40"/>
-        <w:ind w:left="360" w:hanging="240"/>
-      </w:pPr>
-      <w:r>
-        <w:rPr>
-          <w:rFonts w:ascii="Arial" w:hAnsi="Arial" w:eastAsia="Arial" w:cs="Arial"/>
-          <w:b w:val="0"/>
-          <w:color w:val="000000"/>
-          <w:sz w:val="20"/>
-          <w:u w:val="none"/>
-        </w:rPr>
-        <w:t>• The APC calculation correctly handles cases where the cover count is zero to avoid calculation/division errors.</w:t>
-      </w:r>
-    </w:p>
-    <w:p>
-      <w:pPr>
-        <w:spacing w:before="0" w:after="40"/>
-        <w:ind w:left="360" w:hanging="240"/>
-      </w:pPr>
-      <w:r>
-        <w:rPr>
-          <w:rFonts w:ascii="Arial" w:hAnsi="Arial" w:eastAsia="Arial" w:cs="Arial"/>
-          <w:b w:val="0"/>
-          <w:color w:val="000000"/>
-          <w:sz w:val="20"/>
-          <w:u w:val="none"/>
-        </w:rPr>
-        <w:t>• APC columns appear only at the check total and grand total levels (not on each line item).</w:t>
-      </w:r>
-    </w:p>
-    <w:p>
-      <w:pPr>
-        <w:spacing w:before="0" w:after="40"/>
-        <w:ind w:left="360" w:hanging="240"/>
-      </w:pPr>
-      <w:r>
-        <w:rPr>
-          <w:rFonts w:ascii="Arial" w:hAnsi="Arial" w:eastAsia="Arial" w:cs="Arial"/>
-          <w:b w:val="0"/>
-          <w:color w:val="000000"/>
-          <w:sz w:val="20"/>
-          <w:u w:val="none"/>
-        </w:rPr>
-        <w:t>• Exports: APC columns and totals appear in on-screen view and all export formats.</w:t>
-      </w:r>
-    </w:p>
-    <w:p>
-      <w:pPr>
-        <w:spacing w:before="0" w:after="40"/>
-        <w:ind w:left="360" w:hanging="240"/>
-      </w:pPr>
-      <w:r>
-        <w:rPr>
-          <w:rFonts w:ascii="Arial" w:hAnsi="Arial" w:eastAsia="Arial" w:cs="Arial"/>
-          <w:b w:val="0"/>
-          <w:color w:val="000000"/>
-          <w:sz w:val="20"/>
-          <w:u w:val="none"/>
-        </w:rPr>
-        <w:t>• Access: available to all users who can run any report.</w:t>
       </w:r>
     </w:p>
     <w:sectPr>
